--- a/Streamlining IT Procurement - Project (Phase-wise)/Streamlining IT Procurement - Project/5. Project Development Phase/UAT Report.docx
+++ b/Streamlining IT Procurement - Project (Phase-wise)/Streamlining IT Procurement - Project/5. Project Development Phase/UAT Report.docx
@@ -249,7 +249,7 @@
                 <w:sz w:val="20"/>
                 <w:szCs w:val="20"/>
               </w:rPr>
-              <w:t xml:space="preserve">[Your Team ID]</w:t>
+              <w:t xml:space="preserve">SWTID-2026-5416</w:t>
             </w:r>
           </w:p>
         </w:tc>
@@ -3911,7 +3911,7 @@
           <w:sz w:val="22"/>
           <w:szCs w:val="22"/>
         </w:rPr>
-        <w:t xml:space="preserve">Tester Name: [Your Name]</w:t>
+        <w:t xml:space="preserve">Tester Name: Dineshkumar K (Team Leader)</w:t>
       </w:r>
     </w:p>
     <w:p>
@@ -3924,7 +3924,7 @@
           <w:sz w:val="22"/>
           <w:szCs w:val="22"/>
         </w:rPr>
-        <w:t xml:space="preserve">Date: [Date of test completion]</w:t>
+        <w:t xml:space="preserve">Date: 04 October 2026</w:t>
       </w:r>
     </w:p>
     <w:p>
